--- a/struktur menu/Struktur Menu Project Buku Tamu Digital.docx
+++ b/struktur menu/Struktur Menu Project Buku Tamu Digital.docx
@@ -3849,259 +3849,7 @@
           <w:sz w:val="24"/>
           <w:szCs w:val="24"/>
         </w:rPr>
-        <w:t>Sesuai</w:t>
-      </w:r>
-      <w:proofErr w:type="spellEnd"/>
-      <w:r>
-        <w:rPr>
-          <w:rFonts w:ascii="Times New Roman" w:hAnsi="Times New Roman" w:cs="Times New Roman"/>
-          <w:sz w:val="24"/>
-          <w:szCs w:val="24"/>
-        </w:rPr>
-        <w:t xml:space="preserve"> </w:t>
-      </w:r>
-      <w:proofErr w:type="spellStart"/>
-      <w:r>
-        <w:rPr>
-          <w:rFonts w:ascii="Times New Roman" w:hAnsi="Times New Roman" w:cs="Times New Roman"/>
-          <w:sz w:val="24"/>
-          <w:szCs w:val="24"/>
-        </w:rPr>
-        <w:t>aturan</w:t>
-      </w:r>
-      <w:proofErr w:type="spellEnd"/>
-      <w:r>
-        <w:rPr>
-          <w:rFonts w:ascii="Times New Roman" w:hAnsi="Times New Roman" w:cs="Times New Roman"/>
-          <w:sz w:val="24"/>
-          <w:szCs w:val="24"/>
-        </w:rPr>
-        <w:t xml:space="preserve"> </w:t>
-      </w:r>
-      <w:r>
-        <w:rPr>
-          <w:rFonts w:ascii="Times New Roman" w:hAnsi="Times New Roman" w:cs="Times New Roman"/>
-          <w:i/>
-          <w:iCs/>
-          <w:sz w:val="24"/>
-          <w:szCs w:val="24"/>
-        </w:rPr>
-        <w:t>mobile-first</w:t>
-      </w:r>
-      <w:r>
-        <w:rPr>
-          <w:rFonts w:ascii="Times New Roman" w:hAnsi="Times New Roman" w:cs="Times New Roman"/>
-          <w:sz w:val="24"/>
-          <w:szCs w:val="24"/>
-        </w:rPr>
-        <w:t xml:space="preserve"> dan </w:t>
-      </w:r>
-      <w:r>
-        <w:rPr>
-          <w:rFonts w:ascii="Times New Roman" w:hAnsi="Times New Roman" w:cs="Times New Roman"/>
-          <w:i/>
-          <w:iCs/>
-          <w:sz w:val="24"/>
-          <w:szCs w:val="24"/>
-        </w:rPr>
-        <w:t>iOS 26 Look</w:t>
-      </w:r>
-      <w:r>
-        <w:rPr>
-          <w:rFonts w:ascii="Times New Roman" w:hAnsi="Times New Roman" w:cs="Times New Roman"/>
-          <w:sz w:val="24"/>
-          <w:szCs w:val="24"/>
-        </w:rPr>
-        <w:t xml:space="preserve">, menu pada </w:t>
-      </w:r>
-      <w:proofErr w:type="spellStart"/>
-      <w:r>
-        <w:rPr>
-          <w:rFonts w:ascii="Times New Roman" w:hAnsi="Times New Roman" w:cs="Times New Roman"/>
-          <w:sz w:val="24"/>
-          <w:szCs w:val="24"/>
-        </w:rPr>
-        <w:t>tampilan</w:t>
-      </w:r>
-      <w:proofErr w:type="spellEnd"/>
-      <w:r>
-        <w:rPr>
-          <w:rFonts w:ascii="Times New Roman" w:hAnsi="Times New Roman" w:cs="Times New Roman"/>
-          <w:sz w:val="24"/>
-          <w:szCs w:val="24"/>
-        </w:rPr>
-        <w:t xml:space="preserve"> </w:t>
-      </w:r>
-      <w:r>
-        <w:rPr>
-          <w:rFonts w:ascii="Times New Roman" w:hAnsi="Times New Roman" w:cs="Times New Roman"/>
-          <w:i/>
-          <w:iCs/>
-          <w:sz w:val="24"/>
-          <w:szCs w:val="24"/>
-        </w:rPr>
-        <w:t>mobile</w:t>
-      </w:r>
-      <w:r>
-        <w:rPr>
-          <w:rFonts w:ascii="Times New Roman" w:hAnsi="Times New Roman" w:cs="Times New Roman"/>
-          <w:sz w:val="24"/>
-          <w:szCs w:val="24"/>
-        </w:rPr>
-        <w:t xml:space="preserve"> </w:t>
-      </w:r>
-      <w:proofErr w:type="spellStart"/>
-      <w:r>
-        <w:rPr>
-          <w:rFonts w:ascii="Times New Roman" w:hAnsi="Times New Roman" w:cs="Times New Roman"/>
-          <w:sz w:val="24"/>
-          <w:szCs w:val="24"/>
-        </w:rPr>
-        <w:t>harus</w:t>
-      </w:r>
-      <w:proofErr w:type="spellEnd"/>
-      <w:r>
-        <w:rPr>
-          <w:rFonts w:ascii="Times New Roman" w:hAnsi="Times New Roman" w:cs="Times New Roman"/>
-          <w:sz w:val="24"/>
-          <w:szCs w:val="24"/>
-        </w:rPr>
-        <w:t xml:space="preserve"> </w:t>
-      </w:r>
-      <w:proofErr w:type="spellStart"/>
-      <w:r>
-        <w:rPr>
-          <w:rFonts w:ascii="Times New Roman" w:hAnsi="Times New Roman" w:cs="Times New Roman"/>
-          <w:sz w:val="24"/>
-          <w:szCs w:val="24"/>
-        </w:rPr>
-        <w:t>menggunakan</w:t>
-      </w:r>
-      <w:proofErr w:type="spellEnd"/>
-      <w:r>
-        <w:rPr>
-          <w:rFonts w:ascii="Times New Roman" w:hAnsi="Times New Roman" w:cs="Times New Roman"/>
-          <w:sz w:val="24"/>
-          <w:szCs w:val="24"/>
-        </w:rPr>
-        <w:t xml:space="preserve"> </w:t>
-      </w:r>
-      <w:r>
-        <w:rPr>
-          <w:rFonts w:ascii="Times New Roman" w:hAnsi="Times New Roman" w:cs="Times New Roman"/>
-          <w:i/>
-          <w:iCs/>
-          <w:sz w:val="24"/>
-          <w:szCs w:val="24"/>
-        </w:rPr>
-        <w:t>floating bottom navigation</w:t>
-      </w:r>
-      <w:r>
-        <w:rPr>
-          <w:rFonts w:ascii="Times New Roman" w:hAnsi="Times New Roman" w:cs="Times New Roman"/>
-          <w:sz w:val="24"/>
-          <w:szCs w:val="24"/>
-        </w:rPr>
-        <w:t xml:space="preserve"> (</w:t>
-      </w:r>
-      <w:proofErr w:type="spellStart"/>
-      <w:r>
-        <w:rPr>
-          <w:rFonts w:ascii="Times New Roman" w:hAnsi="Times New Roman" w:cs="Times New Roman"/>
-          <w:sz w:val="24"/>
-          <w:szCs w:val="24"/>
-        </w:rPr>
-        <w:t>navigasi</w:t>
-      </w:r>
-      <w:proofErr w:type="spellEnd"/>
-      <w:r>
-        <w:rPr>
-          <w:rFonts w:ascii="Times New Roman" w:hAnsi="Times New Roman" w:cs="Times New Roman"/>
-          <w:sz w:val="24"/>
-          <w:szCs w:val="24"/>
-        </w:rPr>
-        <w:t xml:space="preserve"> </w:t>
-      </w:r>
-      <w:proofErr w:type="spellStart"/>
-      <w:r>
-        <w:rPr>
-          <w:rFonts w:ascii="Times New Roman" w:hAnsi="Times New Roman" w:cs="Times New Roman"/>
-          <w:sz w:val="24"/>
-          <w:szCs w:val="24"/>
-        </w:rPr>
-        <w:t>bawah</w:t>
-      </w:r>
-      <w:proofErr w:type="spellEnd"/>
-      <w:r>
-        <w:rPr>
-          <w:rFonts w:ascii="Times New Roman" w:hAnsi="Times New Roman" w:cs="Times New Roman"/>
-          <w:sz w:val="24"/>
-          <w:szCs w:val="24"/>
-        </w:rPr>
-        <w:t xml:space="preserve">). </w:t>
-      </w:r>
-      <w:proofErr w:type="spellStart"/>
-      <w:r>
-        <w:rPr>
-          <w:rFonts w:ascii="Times New Roman" w:hAnsi="Times New Roman" w:cs="Times New Roman"/>
-          <w:sz w:val="24"/>
-          <w:szCs w:val="24"/>
-        </w:rPr>
-        <w:t>Struktur</w:t>
-      </w:r>
-      <w:proofErr w:type="spellEnd"/>
-      <w:r>
-        <w:rPr>
-          <w:rFonts w:ascii="Times New Roman" w:hAnsi="Times New Roman" w:cs="Times New Roman"/>
-          <w:sz w:val="24"/>
-          <w:szCs w:val="24"/>
-        </w:rPr>
-        <w:t xml:space="preserve"> </w:t>
-      </w:r>
-      <w:proofErr w:type="spellStart"/>
-      <w:r>
-        <w:rPr>
-          <w:rFonts w:ascii="Times New Roman" w:hAnsi="Times New Roman" w:cs="Times New Roman"/>
-          <w:sz w:val="24"/>
-          <w:szCs w:val="24"/>
-        </w:rPr>
-        <w:t>navigasi</w:t>
-      </w:r>
-      <w:proofErr w:type="spellEnd"/>
-      <w:r>
-        <w:rPr>
-          <w:rFonts w:ascii="Times New Roman" w:hAnsi="Times New Roman" w:cs="Times New Roman"/>
-          <w:sz w:val="24"/>
-          <w:szCs w:val="24"/>
-        </w:rPr>
-        <w:t xml:space="preserve"> </w:t>
-      </w:r>
-      <w:proofErr w:type="spellStart"/>
-      <w:r>
-        <w:rPr>
-          <w:rFonts w:ascii="Times New Roman" w:hAnsi="Times New Roman" w:cs="Times New Roman"/>
-          <w:sz w:val="24"/>
-          <w:szCs w:val="24"/>
-        </w:rPr>
-        <w:t>bawah</w:t>
-      </w:r>
-      <w:proofErr w:type="spellEnd"/>
-      <w:r>
-        <w:rPr>
-          <w:rFonts w:ascii="Times New Roman" w:hAnsi="Times New Roman" w:cs="Times New Roman"/>
-          <w:sz w:val="24"/>
-          <w:szCs w:val="24"/>
-        </w:rPr>
-        <w:t xml:space="preserve"> yang </w:t>
-      </w:r>
-      <w:proofErr w:type="spellStart"/>
-      <w:r>
-        <w:rPr>
-          <w:rFonts w:ascii="Times New Roman" w:hAnsi="Times New Roman" w:cs="Times New Roman"/>
-          <w:sz w:val="24"/>
-          <w:szCs w:val="24"/>
-        </w:rPr>
-        <w:t>direkomendasikan</w:t>
+        <w:t>Navigasi</w:t>
       </w:r>
       <w:proofErr w:type="spellEnd"/>
       <w:r>
@@ -4146,7 +3894,33 @@
           <w:sz w:val="24"/>
           <w:szCs w:val="24"/>
         </w:rPr>
-        <w:t>/admin:</w:t>
+        <w:t xml:space="preserve"> </w:t>
+      </w:r>
+      <w:proofErr w:type="spellStart"/>
+      <w:r>
+        <w:rPr>
+          <w:rFonts w:ascii="Times New Roman" w:hAnsi="Times New Roman" w:cs="Times New Roman"/>
+          <w:sz w:val="24"/>
+          <w:szCs w:val="24"/>
+        </w:rPr>
+        <w:t>maupun</w:t>
+      </w:r>
+      <w:proofErr w:type="spellEnd"/>
+      <w:r>
+        <w:rPr>
+          <w:rFonts w:ascii="Times New Roman" w:hAnsi="Times New Roman" w:cs="Times New Roman"/>
+          <w:sz w:val="24"/>
+          <w:szCs w:val="24"/>
+        </w:rPr>
+        <w:t xml:space="preserve"> admin</w:t>
+      </w:r>
+      <w:r>
+        <w:rPr>
+          <w:rFonts w:ascii="Times New Roman" w:hAnsi="Times New Roman" w:cs="Times New Roman"/>
+          <w:sz w:val="24"/>
+          <w:szCs w:val="24"/>
+        </w:rPr>
+        <w:t>:</w:t>
       </w:r>
     </w:p>
     <w:p>
@@ -5760,6 +5534,7 @@
   <w:style w:type="character" w:default="1" w:styleId="DefaultParagraphFont">
     <w:name w:val="Default Paragraph Font"/>
     <w:uiPriority w:val="1"/>
+    <w:semiHidden/>
     <w:unhideWhenUsed/>
   </w:style>
   <w:style w:type="table" w:default="1" w:styleId="TableNormal">
